--- a/12_Facilitator_Kit/Facilitator_Guide_Half_Day_Workshop.docx
+++ b/12_Facilitator_Kit/Facilitator_Guide_Half_Day_Workshop.docx
@@ -628,7 +628,7 @@
           <w:color w:val="2B2D42"/>
           <w:sz w:val="21"/>
         </w:rPr>
-        <w:t>A free kit by Competence Collective · competencecollective.org · quillsup.org</w:t>
+        <w:t>Hackles · a free kit · quillsup.org</w:t>
       </w:r>
     </w:p>
     <w:p>
@@ -702,7 +702,7 @@
           <w:b/>
           <w:sz w:val="22"/>
         </w:rPr>
-        <w:t>About Hackles and Competence Collective</w:t>
+        <w:t>About Hackles</w:t>
       </w:r>
     </w:p>
     <w:p>
@@ -951,7 +951,7 @@
       </w:r>
       <w:r>
         <w:rPr/>
-        <w:t xml:space="preserve"> A free kit by Competence Collective · competencecollective.org · quillsup.org. © 2026 Competence Collective. Lesson text and teaching materials: CC BY-NC 4.0 (free to print, share and adapt for non-commercial use with credit). The Hackles name, logos, characters and artwork are not covered by that license: print and share them unaltered for classroom and family use; any other use needs written permission. [VERIFY with counsel]</w:t>
+        <w:t xml:space="preserve"> Hackles · a free kit · quillsup.org. © 2026 Competence Collective. Lesson text and teaching materials: CC BY-NC 4.0 (free to print, share and adapt for non-commercial use with credit). The Hackles name, logos, characters and artwork are not covered by that license: print and share them unaltered for classroom and family use; any other use needs written permission. [VERIFY with counsel]</w:t>
       </w:r>
     </w:p>
     <w:p>
@@ -978,13 +978,13 @@
       </w:pPr>
       <w:r>
         <w:rPr/>
-        <w:t>About Hackles and Competence Collective</w:t>
+        <w:t>About Hackles</w:t>
       </w:r>
     </w:p>
     <w:p>
       <w:r>
         <w:rPr/>
-        <w:t xml:space="preserve">Hackles is a free K-12 online safety and cybersecurity kit from Competence Collective, built on one idea. Your hackles are what rise on the back of your neck when something feels off, and children can learn to </w:t>
+        <w:t xml:space="preserve">Hackles is a free K-12 online safety and cybersecurity kit (quillsup.org), built on one idea. Your hackles are what rise on the back of your neck when something feels off, and children can learn to </w:t>
       </w:r>
       <w:r>
         <w:rPr>
@@ -1006,7 +1006,7 @@
       </w:r>
       <w:r>
         <w:rPr/>
-        <w:t xml:space="preserve"> Hackles is the first step on a path that continues with free resources such as picoCTF and CYBER.ORG. College and professional learners can go on to Competence Collective's Red Herrings (redherrings.app) and Hotwash (hotwa.sh). This note is for adults and is never shown to students.</w:t>
+        <w:t xml:space="preserve"> Hackles is the first step on a path that continues with free resources such as picoCTF and CYBER.ORG. This note is for adults and is never shown to students.</w:t>
       </w:r>
     </w:p>
     <w:p>
@@ -19377,7 +19377,7 @@
         <w:color w:val="5A5C70"/>
         <w:sz w:val="14"/>
       </w:rPr>
-      <w:t>Hackles · © 2026 Competence Collective · competencecollective.org · Text CC BY-NC 4.0 · Name, logos and art: all rights reserved</w:t>
+      <w:t>Hackles · quillsup.org · © 2026 Competence Collective · Text CC BY-NC 4.0 · Name, logos and art: all rights reserved</w:t>
     </w:r>
     <w:r>
       <w:tab/>
